--- a/lib_files/智能机器人系统  课程报告1.docx
+++ b/lib_files/智能机器人系统  课程报告1.docx
@@ -422,12 +422,80 @@
     </w:p>
     <w:p>
       <w:pPr>
+        <w:jc w:val="center"/>
+        <w:rPr>
+          <w:rFonts w:hint="default" w:eastAsia="宋体"/>
+          <w:sz w:val="36"/>
+          <w:szCs w:val="36"/>
+          <w:lang w:val="en-US" w:eastAsia="zh-CN"/>
+        </w:rPr>
+      </w:pPr>
+      <w:r>
         <w:rPr>
           <w:rFonts w:hint="eastAsia"/>
           <w:sz w:val="36"/>
           <w:szCs w:val="36"/>
+          <w:lang w:val="en-US" w:eastAsia="zh-CN"/>
+        </w:rPr>
+        <w:t xml:space="preserve">项目仓库 </w:t>
+      </w:r>
+      <w:r>
+        <w:rPr>
+          <w:rFonts w:hint="eastAsia"/>
+          <w:sz w:val="20"/>
+          <w:szCs w:val="20"/>
+          <w:lang w:val="en-US" w:eastAsia="zh-CN"/>
+        </w:rPr>
+        <w:fldChar w:fldCharType="begin"/>
+      </w:r>
+      <w:r>
+        <w:rPr>
+          <w:rFonts w:hint="eastAsia"/>
+          <w:sz w:val="20"/>
+          <w:szCs w:val="20"/>
+          <w:lang w:val="en-US" w:eastAsia="zh-CN"/>
+        </w:rPr>
+        <w:instrText xml:space="preserve"> HYPERLINK "https://github.com/yyjgg/RobotPracticalTrainingAhu.git" </w:instrText>
+      </w:r>
+      <w:r>
+        <w:rPr>
+          <w:rFonts w:hint="eastAsia"/>
+          <w:sz w:val="20"/>
+          <w:szCs w:val="20"/>
+          <w:lang w:val="en-US" w:eastAsia="zh-CN"/>
+        </w:rPr>
+        <w:fldChar w:fldCharType="separate"/>
+      </w:r>
+      <w:r>
+        <w:rPr>
+          <w:rStyle w:val="7"/>
+          <w:rFonts w:hint="eastAsia"/>
+          <w:sz w:val="20"/>
+          <w:szCs w:val="20"/>
+          <w:lang w:val="en-US" w:eastAsia="zh-CN"/>
+        </w:rPr>
+        <w:t>https://github.com/yyjgg/RobotPracticalTrainingAhu.git</w:t>
+      </w:r>
+      <w:r>
+        <w:rPr>
+          <w:rFonts w:hint="eastAsia"/>
+          <w:sz w:val="20"/>
+          <w:szCs w:val="20"/>
+          <w:lang w:val="en-US" w:eastAsia="zh-CN"/>
+        </w:rPr>
+        <w:fldChar w:fldCharType="end"/>
+      </w:r>
+    </w:p>
+    <w:p>
+      <w:pPr>
+        <w:rPr>
+          <w:rFonts w:hint="eastAsia"/>
+          <w:sz w:val="36"/>
+          <w:szCs w:val="36"/>
         </w:rPr>
       </w:pPr>
+      <w:bookmarkStart w:id="6" w:name="_GoBack"/>
+      <w:bookmarkEnd w:id="6"/>
     </w:p>
     <w:p>
       <w:pPr>
@@ -1042,14 +1110,12 @@
             </w:rPr>
             <w:br w:type="page"/>
           </w:r>
-          <w:bookmarkStart w:id="6" w:name="_GoBack"/>
-          <w:bookmarkEnd w:id="6"/>
         </w:p>
       </w:sdtContent>
     </w:sdt>
     <w:p>
       <w:pPr>
-        <w:pStyle w:val="7"/>
+        <w:pStyle w:val="8"/>
         <w:keepNext w:val="0"/>
         <w:keepLines w:val="0"/>
         <w:pageBreakBefore w:val="0"/>
@@ -1093,7 +1159,7 @@
     </w:p>
     <w:p>
       <w:pPr>
-        <w:pStyle w:val="7"/>
+        <w:pStyle w:val="8"/>
         <w:keepNext w:val="0"/>
         <w:keepLines w:val="0"/>
         <w:pageBreakBefore w:val="0"/>
@@ -1135,7 +1201,7 @@
     </w:p>
     <w:p>
       <w:pPr>
-        <w:pStyle w:val="7"/>
+        <w:pStyle w:val="8"/>
         <w:numPr>
           <w:ilvl w:val="0"/>
           <w:numId w:val="0"/>
@@ -1162,7 +1228,7 @@
     </w:p>
     <w:p>
       <w:pPr>
-        <w:pStyle w:val="7"/>
+        <w:pStyle w:val="8"/>
         <w:numPr>
           <w:ilvl w:val="0"/>
           <w:numId w:val="0"/>
@@ -1189,7 +1255,7 @@
     </w:p>
     <w:p>
       <w:pPr>
-        <w:pStyle w:val="7"/>
+        <w:pStyle w:val="8"/>
         <w:keepNext w:val="0"/>
         <w:keepLines w:val="0"/>
         <w:pageBreakBefore w:val="0"/>
@@ -1231,7 +1297,7 @@
     </w:p>
     <w:p>
       <w:pPr>
-        <w:pStyle w:val="7"/>
+        <w:pStyle w:val="8"/>
         <w:numPr>
           <w:ilvl w:val="0"/>
           <w:numId w:val="0"/>
@@ -1259,7 +1325,7 @@
     </w:p>
     <w:p>
       <w:pPr>
-        <w:pStyle w:val="7"/>
+        <w:pStyle w:val="8"/>
         <w:keepNext w:val="0"/>
         <w:keepLines w:val="0"/>
         <w:pageBreakBefore w:val="0"/>
@@ -1303,7 +1369,7 @@
     </w:p>
     <w:p>
       <w:pPr>
-        <w:pStyle w:val="7"/>
+        <w:pStyle w:val="8"/>
         <w:keepNext w:val="0"/>
         <w:keepLines w:val="0"/>
         <w:pageBreakBefore w:val="0"/>
@@ -1347,7 +1413,7 @@
     </w:p>
     <w:p>
       <w:pPr>
-        <w:pStyle w:val="7"/>
+        <w:pStyle w:val="8"/>
         <w:keepNext w:val="0"/>
         <w:keepLines w:val="0"/>
         <w:pageBreakBefore w:val="0"/>
@@ -1391,7 +1457,7 @@
     </w:p>
     <w:p>
       <w:pPr>
-        <w:pStyle w:val="7"/>
+        <w:pStyle w:val="8"/>
         <w:numPr>
           <w:ilvl w:val="0"/>
           <w:numId w:val="0"/>
@@ -1419,7 +1485,7 @@
     </w:p>
     <w:p>
       <w:pPr>
-        <w:pStyle w:val="7"/>
+        <w:pStyle w:val="8"/>
         <w:numPr>
           <w:ilvl w:val="0"/>
           <w:numId w:val="0"/>
@@ -1484,7 +1550,7 @@
     </w:p>
     <w:p>
       <w:pPr>
-        <w:pStyle w:val="7"/>
+        <w:pStyle w:val="8"/>
         <w:numPr>
           <w:ilvl w:val="0"/>
           <w:numId w:val="0"/>
@@ -1513,7 +1579,7 @@
     </w:p>
     <w:p>
       <w:pPr>
-        <w:pStyle w:val="7"/>
+        <w:pStyle w:val="8"/>
         <w:numPr>
           <w:ilvl w:val="0"/>
           <w:numId w:val="0"/>
@@ -1578,7 +1644,7 @@
     </w:p>
     <w:p>
       <w:pPr>
-        <w:pStyle w:val="7"/>
+        <w:pStyle w:val="8"/>
         <w:numPr>
           <w:ilvl w:val="0"/>
           <w:numId w:val="0"/>
@@ -1607,7 +1673,7 @@
     </w:p>
     <w:p>
       <w:pPr>
-        <w:pStyle w:val="7"/>
+        <w:pStyle w:val="8"/>
         <w:keepNext w:val="0"/>
         <w:keepLines w:val="0"/>
         <w:pageBreakBefore w:val="0"/>
@@ -1651,7 +1717,7 @@
     </w:p>
     <w:p>
       <w:pPr>
-        <w:pStyle w:val="7"/>
+        <w:pStyle w:val="8"/>
         <w:numPr>
           <w:ilvl w:val="0"/>
           <w:numId w:val="0"/>
@@ -1985,7 +2051,7 @@
     </w:p>
     <w:p>
       <w:pPr>
-        <w:pStyle w:val="7"/>
+        <w:pStyle w:val="8"/>
         <w:numPr>
           <w:ilvl w:val="0"/>
           <w:numId w:val="0"/>
@@ -2398,7 +2464,7 @@
     </w:p>
     <w:p>
       <w:pPr>
-        <w:pStyle w:val="7"/>
+        <w:pStyle w:val="8"/>
         <w:numPr>
           <w:ilvl w:val="0"/>
           <w:numId w:val="0"/>
@@ -2811,7 +2877,7 @@
     </w:p>
     <w:p>
       <w:pPr>
-        <w:pStyle w:val="7"/>
+        <w:pStyle w:val="8"/>
         <w:numPr>
           <w:ilvl w:val="0"/>
           <w:numId w:val="0"/>
@@ -3251,7 +3317,7 @@
     </w:p>
     <w:p>
       <w:pPr>
-        <w:pStyle w:val="7"/>
+        <w:pStyle w:val="8"/>
         <w:numPr>
           <w:ilvl w:val="0"/>
           <w:numId w:val="0"/>
@@ -4852,7 +4918,7 @@
     </w:p>
     <w:p>
       <w:pPr>
-        <w:pStyle w:val="7"/>
+        <w:pStyle w:val="8"/>
         <w:numPr>
           <w:ilvl w:val="0"/>
           <w:numId w:val="0"/>
@@ -4868,7 +4934,7 @@
     </w:p>
     <w:p>
       <w:pPr>
-        <w:pStyle w:val="7"/>
+        <w:pStyle w:val="8"/>
         <w:numPr>
           <w:ilvl w:val="0"/>
           <w:numId w:val="0"/>
@@ -4988,7 +5054,7 @@
     </w:p>
     <w:p>
       <w:pPr>
-        <w:pStyle w:val="7"/>
+        <w:pStyle w:val="8"/>
         <w:keepNext w:val="0"/>
         <w:keepLines w:val="0"/>
         <w:pageBreakBefore w:val="0"/>
@@ -5032,7 +5098,7 @@
     </w:p>
     <w:p>
       <w:pPr>
-        <w:pStyle w:val="7"/>
+        <w:pStyle w:val="8"/>
         <w:keepNext w:val="0"/>
         <w:keepLines w:val="0"/>
         <w:pageBreakBefore w:val="0"/>
@@ -5076,7 +5142,7 @@
     </w:p>
     <w:p>
       <w:pPr>
-        <w:pStyle w:val="7"/>
+        <w:pStyle w:val="8"/>
         <w:numPr>
           <w:ilvl w:val="0"/>
           <w:numId w:val="0"/>
@@ -5257,7 +5323,7 @@
     </w:p>
     <w:p>
       <w:pPr>
-        <w:pStyle w:val="7"/>
+        <w:pStyle w:val="8"/>
         <w:numPr>
           <w:ilvl w:val="0"/>
           <w:numId w:val="0"/>
@@ -5514,7 +5580,7 @@
     </w:p>
     <w:p>
       <w:pPr>
-        <w:pStyle w:val="7"/>
+        <w:pStyle w:val="8"/>
         <w:keepNext w:val="0"/>
         <w:keepLines w:val="0"/>
         <w:pageBreakBefore w:val="0"/>
@@ -7892,7 +7958,7 @@
     </w:p>
     <w:p>
       <w:pPr>
-        <w:pStyle w:val="7"/>
+        <w:pStyle w:val="8"/>
         <w:keepNext w:val="0"/>
         <w:keepLines w:val="0"/>
         <w:pageBreakBefore w:val="0"/>
@@ -7936,7 +8002,7 @@
     </w:p>
     <w:p>
       <w:pPr>
-        <w:pStyle w:val="7"/>
+        <w:pStyle w:val="8"/>
         <w:keepNext w:val="0"/>
         <w:keepLines w:val="0"/>
         <w:pageBreakBefore w:val="0"/>
@@ -7980,7 +8046,7 @@
     </w:p>
     <w:p>
       <w:pPr>
-        <w:pStyle w:val="7"/>
+        <w:pStyle w:val="8"/>
         <w:numPr>
           <w:ilvl w:val="0"/>
           <w:numId w:val="0"/>
@@ -8009,7 +8075,7 @@
     </w:p>
     <w:p>
       <w:pPr>
-        <w:pStyle w:val="7"/>
+        <w:pStyle w:val="8"/>
         <w:numPr>
           <w:ilvl w:val="0"/>
           <w:numId w:val="0"/>
@@ -8192,7 +8258,7 @@
     </w:p>
     <w:p>
       <w:pPr>
-        <w:pStyle w:val="7"/>
+        <w:pStyle w:val="8"/>
         <w:numPr>
           <w:ilvl w:val="0"/>
           <w:numId w:val="0"/>
@@ -8376,7 +8442,7 @@
     </w:p>
     <w:p>
       <w:pPr>
-        <w:pStyle w:val="7"/>
+        <w:pStyle w:val="8"/>
         <w:numPr>
           <w:ilvl w:val="0"/>
           <w:numId w:val="0"/>
@@ -8587,7 +8653,7 @@
     </w:p>
     <w:p>
       <w:pPr>
-        <w:pStyle w:val="7"/>
+        <w:pStyle w:val="8"/>
         <w:numPr>
           <w:ilvl w:val="0"/>
           <w:numId w:val="0"/>
@@ -8630,7 +8696,7 @@
     </w:p>
     <w:p>
       <w:pPr>
-        <w:pStyle w:val="7"/>
+        <w:pStyle w:val="8"/>
         <w:numPr>
           <w:ilvl w:val="0"/>
           <w:numId w:val="0"/>
@@ -8868,7 +8934,7 @@
     </w:p>
     <w:p>
       <w:pPr>
-        <w:pStyle w:val="7"/>
+        <w:pStyle w:val="8"/>
         <w:numPr>
           <w:ilvl w:val="0"/>
           <w:numId w:val="0"/>
@@ -9133,7 +9199,7 @@
     </w:p>
     <w:p>
       <w:pPr>
-        <w:pStyle w:val="7"/>
+        <w:pStyle w:val="8"/>
         <w:numPr>
           <w:ilvl w:val="0"/>
           <w:numId w:val="0"/>
@@ -9158,7 +9224,7 @@
     </w:p>
     <w:p>
       <w:pPr>
-        <w:pStyle w:val="7"/>
+        <w:pStyle w:val="8"/>
         <w:numPr>
           <w:ilvl w:val="0"/>
           <w:numId w:val="0"/>
@@ -10487,7 +10553,7 @@
     </w:p>
     <w:p>
       <w:pPr>
-        <w:pStyle w:val="7"/>
+        <w:pStyle w:val="8"/>
         <w:keepNext w:val="0"/>
         <w:keepLines w:val="0"/>
         <w:pageBreakBefore w:val="0"/>
@@ -10531,7 +10597,7 @@
     </w:p>
     <w:p>
       <w:pPr>
-        <w:pStyle w:val="7"/>
+        <w:pStyle w:val="8"/>
         <w:numPr>
           <w:ilvl w:val="0"/>
           <w:numId w:val="0"/>
@@ -10620,7 +10686,7 @@
     </w:p>
     <w:p>
       <w:pPr>
-        <w:pStyle w:val="7"/>
+        <w:pStyle w:val="8"/>
         <w:numPr>
           <w:ilvl w:val="0"/>
           <w:numId w:val="0"/>
@@ -10861,7 +10927,7 @@
     </w:p>
     <w:p>
       <w:pPr>
-        <w:pStyle w:val="7"/>
+        <w:pStyle w:val="8"/>
         <w:numPr>
           <w:ilvl w:val="0"/>
           <w:numId w:val="0"/>
@@ -11063,7 +11129,7 @@
     </w:p>
     <w:p>
       <w:pPr>
-        <w:pStyle w:val="7"/>
+        <w:pStyle w:val="8"/>
         <w:numPr>
           <w:ilvl w:val="0"/>
           <w:numId w:val="0"/>
@@ -11879,7 +11945,7 @@
     </w:p>
     <w:p>
       <w:pPr>
-        <w:pStyle w:val="7"/>
+        <w:pStyle w:val="8"/>
         <w:numPr>
           <w:ilvl w:val="0"/>
           <w:numId w:val="0"/>
@@ -11978,7 +12044,7 @@
     </w:p>
     <w:p>
       <w:pPr>
-        <w:pStyle w:val="7"/>
+        <w:pStyle w:val="8"/>
         <w:keepNext w:val="0"/>
         <w:keepLines w:val="0"/>
         <w:pageBreakBefore w:val="0"/>
@@ -14557,7 +14623,7 @@
     </w:p>
     <w:p>
       <w:pPr>
-        <w:pStyle w:val="7"/>
+        <w:pStyle w:val="8"/>
         <w:keepNext w:val="0"/>
         <w:keepLines w:val="0"/>
         <w:pageBreakBefore w:val="0"/>
@@ -14601,7 +14667,7 @@
     </w:p>
     <w:p>
       <w:pPr>
-        <w:pStyle w:val="7"/>
+        <w:pStyle w:val="8"/>
         <w:numPr>
           <w:ilvl w:val="0"/>
           <w:numId w:val="0"/>
@@ -14630,7 +14696,7 @@
     </w:p>
     <w:p>
       <w:pPr>
-        <w:pStyle w:val="7"/>
+        <w:pStyle w:val="8"/>
         <w:numPr>
           <w:ilvl w:val="0"/>
           <w:numId w:val="0"/>
@@ -14833,7 +14899,7 @@
     </w:p>
     <w:p>
       <w:pPr>
-        <w:pStyle w:val="7"/>
+        <w:pStyle w:val="8"/>
         <w:numPr>
           <w:ilvl w:val="0"/>
           <w:numId w:val="0"/>
@@ -15029,7 +15095,7 @@
     </w:p>
     <w:p>
       <w:pPr>
-        <w:pStyle w:val="7"/>
+        <w:pStyle w:val="8"/>
         <w:numPr>
           <w:ilvl w:val="0"/>
           <w:numId w:val="0"/>
@@ -15054,7 +15120,7 @@
     </w:p>
     <w:p>
       <w:pPr>
-        <w:pStyle w:val="7"/>
+        <w:pStyle w:val="8"/>
         <w:numPr>
           <w:ilvl w:val="0"/>
           <w:numId w:val="0"/>
@@ -15320,7 +15386,7 @@
     </w:p>
     <w:p>
       <w:pPr>
-        <w:pStyle w:val="7"/>
+        <w:pStyle w:val="8"/>
         <w:keepNext w:val="0"/>
         <w:keepLines w:val="0"/>
         <w:pageBreakBefore w:val="0"/>
@@ -15364,7 +15430,7 @@
     </w:p>
     <w:p>
       <w:pPr>
-        <w:pStyle w:val="7"/>
+        <w:pStyle w:val="8"/>
         <w:keepNext w:val="0"/>
         <w:keepLines w:val="0"/>
         <w:pageBreakBefore w:val="0"/>
@@ -15408,7 +15474,7 @@
     </w:p>
     <w:p>
       <w:pPr>
-        <w:pStyle w:val="7"/>
+        <w:pStyle w:val="8"/>
         <w:numPr>
           <w:ilvl w:val="0"/>
           <w:numId w:val="0"/>
@@ -15437,7 +15503,7 @@
     </w:p>
     <w:p>
       <w:pPr>
-        <w:pStyle w:val="7"/>
+        <w:pStyle w:val="8"/>
         <w:numPr>
           <w:ilvl w:val="0"/>
           <w:numId w:val="0"/>
@@ -16014,7 +16080,7 @@
     </w:p>
     <w:p>
       <w:pPr>
-        <w:pStyle w:val="7"/>
+        <w:pStyle w:val="8"/>
         <w:numPr>
           <w:ilvl w:val="0"/>
           <w:numId w:val="0"/>
@@ -16463,7 +16529,7 @@
     </w:p>
     <w:p>
       <w:pPr>
-        <w:pStyle w:val="7"/>
+        <w:pStyle w:val="8"/>
         <w:numPr>
           <w:ilvl w:val="0"/>
           <w:numId w:val="0"/>
@@ -16525,7 +16591,7 @@
     </w:p>
     <w:p>
       <w:pPr>
-        <w:pStyle w:val="7"/>
+        <w:pStyle w:val="8"/>
         <w:numPr>
           <w:ilvl w:val="0"/>
           <w:numId w:val="0"/>
@@ -16553,7 +16619,7 @@
     </w:p>
     <w:p>
       <w:pPr>
-        <w:pStyle w:val="7"/>
+        <w:pStyle w:val="8"/>
         <w:keepNext w:val="0"/>
         <w:keepLines w:val="0"/>
         <w:pageBreakBefore w:val="0"/>
@@ -16597,7 +16663,7 @@
     </w:p>
     <w:p>
       <w:pPr>
-        <w:pStyle w:val="7"/>
+        <w:pStyle w:val="8"/>
         <w:numPr>
           <w:ilvl w:val="0"/>
           <w:numId w:val="0"/>
@@ -16880,7 +16946,7 @@
     </w:p>
     <w:p>
       <w:pPr>
-        <w:pStyle w:val="7"/>
+        <w:pStyle w:val="8"/>
         <w:keepNext w:val="0"/>
         <w:keepLines w:val="0"/>
         <w:pageBreakBefore w:val="0"/>
@@ -16924,7 +16990,7 @@
     </w:p>
     <w:p>
       <w:pPr>
-        <w:pStyle w:val="7"/>
+        <w:pStyle w:val="8"/>
         <w:keepNext w:val="0"/>
         <w:keepLines w:val="0"/>
         <w:pageBreakBefore w:val="0"/>
@@ -16968,7 +17034,7 @@
     </w:p>
     <w:p>
       <w:pPr>
-        <w:pStyle w:val="7"/>
+        <w:pStyle w:val="8"/>
         <w:numPr>
           <w:ilvl w:val="0"/>
           <w:numId w:val="0"/>
@@ -17083,7 +17149,7 @@
     </w:p>
     <w:p>
       <w:pPr>
-        <w:pStyle w:val="7"/>
+        <w:pStyle w:val="8"/>
         <w:numPr>
           <w:ilvl w:val="0"/>
           <w:numId w:val="0"/>
@@ -17317,7 +17383,7 @@
     </w:p>
     <w:p>
       <w:pPr>
-        <w:pStyle w:val="7"/>
+        <w:pStyle w:val="8"/>
         <w:numPr>
           <w:ilvl w:val="0"/>
           <w:numId w:val="0"/>
@@ -18375,7 +18441,7 @@
     </w:p>
     <w:p>
       <w:pPr>
-        <w:pStyle w:val="7"/>
+        <w:pStyle w:val="8"/>
         <w:numPr>
           <w:ilvl w:val="0"/>
           <w:numId w:val="0"/>
@@ -18981,7 +19047,7 @@
     </w:p>
     <w:p>
       <w:pPr>
-        <w:pStyle w:val="7"/>
+        <w:pStyle w:val="8"/>
         <w:keepNext w:val="0"/>
         <w:keepLines w:val="0"/>
         <w:pageBreakBefore w:val="0"/>
@@ -19025,7 +19091,7 @@
     </w:p>
     <w:p>
       <w:pPr>
-        <w:pStyle w:val="7"/>
+        <w:pStyle w:val="8"/>
         <w:numPr>
           <w:ilvl w:val="0"/>
           <w:numId w:val="0"/>
@@ -19091,7 +19157,7 @@
     </w:p>
     <w:p>
       <w:pPr>
-        <w:pStyle w:val="7"/>
+        <w:pStyle w:val="8"/>
         <w:numPr>
           <w:ilvl w:val="0"/>
           <w:numId w:val="0"/>
@@ -19121,7 +19187,7 @@
     </w:p>
     <w:p>
       <w:pPr>
-        <w:pStyle w:val="7"/>
+        <w:pStyle w:val="8"/>
         <w:numPr>
           <w:ilvl w:val="0"/>
           <w:numId w:val="0"/>
@@ -19608,7 +19674,7 @@
     </w:p>
     <w:p>
       <w:pPr>
-        <w:pStyle w:val="7"/>
+        <w:pStyle w:val="8"/>
         <w:numPr>
           <w:ilvl w:val="0"/>
           <w:numId w:val="0"/>
@@ -19637,7 +19703,7 @@
     </w:p>
     <w:p>
       <w:pPr>
-        <w:pStyle w:val="7"/>
+        <w:pStyle w:val="8"/>
         <w:keepNext w:val="0"/>
         <w:keepLines w:val="0"/>
         <w:pageBreakBefore w:val="0"/>
@@ -19681,7 +19747,7 @@
     </w:p>
     <w:p>
       <w:pPr>
-        <w:pStyle w:val="7"/>
+        <w:pStyle w:val="8"/>
         <w:numPr>
           <w:ilvl w:val="0"/>
           <w:numId w:val="0"/>
@@ -19710,7 +19776,7 @@
     </w:p>
     <w:p>
       <w:pPr>
-        <w:pStyle w:val="7"/>
+        <w:pStyle w:val="8"/>
         <w:numPr>
           <w:ilvl w:val="0"/>
           <w:numId w:val="0"/>
@@ -19921,7 +19987,7 @@
     </w:p>
     <w:p>
       <w:pPr>
-        <w:pStyle w:val="7"/>
+        <w:pStyle w:val="8"/>
         <w:numPr>
           <w:ilvl w:val="0"/>
           <w:numId w:val="0"/>
@@ -20764,7 +20830,7 @@
     </w:p>
     <w:p>
       <w:pPr>
-        <w:pStyle w:val="7"/>
+        <w:pStyle w:val="8"/>
         <w:numPr>
           <w:ilvl w:val="0"/>
           <w:numId w:val="0"/>
@@ -20789,7 +20855,7 @@
     </w:p>
     <w:p>
       <w:pPr>
-        <w:pStyle w:val="7"/>
+        <w:pStyle w:val="8"/>
         <w:numPr>
           <w:ilvl w:val="0"/>
           <w:numId w:val="0"/>
@@ -21009,7 +21075,7 @@
     </w:p>
     <w:p>
       <w:pPr>
-        <w:pStyle w:val="7"/>
+        <w:pStyle w:val="8"/>
         <w:numPr>
           <w:ilvl w:val="0"/>
           <w:numId w:val="0"/>
@@ -21446,7 +21512,7 @@
     </w:p>
     <w:p>
       <w:pPr>
-        <w:pStyle w:val="7"/>
+        <w:pStyle w:val="8"/>
         <w:keepNext w:val="0"/>
         <w:keepLines w:val="0"/>
         <w:pageBreakBefore w:val="0"/>
@@ -21490,7 +21556,7 @@
     </w:p>
     <w:p>
       <w:pPr>
-        <w:pStyle w:val="7"/>
+        <w:pStyle w:val="8"/>
         <w:numPr>
           <w:ilvl w:val="0"/>
           <w:numId w:val="0"/>
@@ -21778,7 +21844,7 @@
     </w:p>
     <w:p>
       <w:pPr>
-        <w:pStyle w:val="7"/>
+        <w:pStyle w:val="8"/>
         <w:numPr>
           <w:ilvl w:val="0"/>
           <w:numId w:val="0"/>
@@ -22229,7 +22295,7 @@
     </w:p>
     <w:p>
       <w:pPr>
-        <w:pStyle w:val="7"/>
+        <w:pStyle w:val="8"/>
         <w:numPr>
           <w:ilvl w:val="0"/>
           <w:numId w:val="0"/>
@@ -22272,7 +22338,7 @@
     </w:p>
     <w:p>
       <w:pPr>
-        <w:pStyle w:val="7"/>
+        <w:pStyle w:val="8"/>
         <w:numPr>
           <w:ilvl w:val="0"/>
           <w:numId w:val="0"/>
@@ -22510,7 +22576,7 @@
     </w:p>
     <w:p>
       <w:pPr>
-        <w:pStyle w:val="7"/>
+        <w:pStyle w:val="8"/>
         <w:numPr>
           <w:ilvl w:val="0"/>
           <w:numId w:val="0"/>
@@ -23192,7 +23258,7 @@
     </w:p>
     <w:p>
       <w:pPr>
-        <w:pStyle w:val="7"/>
+        <w:pStyle w:val="8"/>
         <w:numPr>
           <w:ilvl w:val="0"/>
           <w:numId w:val="0"/>
@@ -23217,7 +23283,7 @@
     </w:p>
     <w:p>
       <w:pPr>
-        <w:pStyle w:val="7"/>
+        <w:pStyle w:val="8"/>
         <w:numPr>
           <w:ilvl w:val="0"/>
           <w:numId w:val="0"/>
@@ -24117,7 +24183,7 @@
     </w:p>
     <w:p>
       <w:pPr>
-        <w:pStyle w:val="7"/>
+        <w:pStyle w:val="8"/>
         <w:numPr>
           <w:ilvl w:val="0"/>
           <w:numId w:val="0"/>
@@ -24142,7 +24208,7 @@
     </w:p>
     <w:p>
       <w:pPr>
-        <w:pStyle w:val="7"/>
+        <w:pStyle w:val="8"/>
         <w:numPr>
           <w:ilvl w:val="0"/>
           <w:numId w:val="0"/>
@@ -24515,7 +24581,7 @@
     </w:p>
     <w:p>
       <w:pPr>
-        <w:pStyle w:val="7"/>
+        <w:pStyle w:val="8"/>
         <w:numPr>
           <w:ilvl w:val="0"/>
           <w:numId w:val="0"/>
@@ -24560,7 +24626,7 @@
     </w:p>
     <w:p>
       <w:pPr>
-        <w:pStyle w:val="7"/>
+        <w:pStyle w:val="8"/>
         <w:numPr>
           <w:ilvl w:val="0"/>
           <w:numId w:val="0"/>
@@ -24585,7 +24651,7 @@
     </w:p>
     <w:p>
       <w:pPr>
-        <w:pStyle w:val="7"/>
+        <w:pStyle w:val="8"/>
         <w:numPr>
           <w:ilvl w:val="0"/>
           <w:numId w:val="0"/>
@@ -24757,7 +24823,7 @@
     </w:p>
     <w:p>
       <w:pPr>
-        <w:pStyle w:val="7"/>
+        <w:pStyle w:val="8"/>
         <w:numPr>
           <w:ilvl w:val="0"/>
           <w:numId w:val="0"/>
@@ -24782,7 +24848,7 @@
     </w:p>
     <w:p>
       <w:pPr>
-        <w:pStyle w:val="7"/>
+        <w:pStyle w:val="8"/>
         <w:numPr>
           <w:ilvl w:val="0"/>
           <w:numId w:val="0"/>
@@ -25057,7 +25123,7 @@
     </w:p>
     <w:p>
       <w:pPr>
-        <w:pStyle w:val="7"/>
+        <w:pStyle w:val="8"/>
         <w:numPr>
           <w:ilvl w:val="0"/>
           <w:numId w:val="0"/>
@@ -25173,7 +25239,7 @@
     </w:p>
     <w:p>
       <w:pPr>
-        <w:pStyle w:val="7"/>
+        <w:pStyle w:val="8"/>
         <w:numPr>
           <w:ilvl w:val="0"/>
           <w:numId w:val="0"/>
@@ -25213,7 +25279,7 @@
     </w:p>
     <w:p>
       <w:pPr>
-        <w:pStyle w:val="7"/>
+        <w:pStyle w:val="8"/>
         <w:numPr>
           <w:ilvl w:val="0"/>
           <w:numId w:val="0"/>
@@ -25377,7 +25443,7 @@
     </w:p>
     <w:p>
       <w:pPr>
-        <w:pStyle w:val="7"/>
+        <w:pStyle w:val="8"/>
         <w:numPr>
           <w:ilvl w:val="0"/>
           <w:numId w:val="0"/>
@@ -25609,7 +25675,7 @@
     </w:p>
     <w:p>
       <w:pPr>
-        <w:pStyle w:val="7"/>
+        <w:pStyle w:val="8"/>
         <w:numPr>
           <w:ilvl w:val="0"/>
           <w:numId w:val="0"/>
@@ -25638,7 +25704,7 @@
     </w:p>
     <w:p>
       <w:pPr>
-        <w:pStyle w:val="7"/>
+        <w:pStyle w:val="8"/>
         <w:numPr>
           <w:ilvl w:val="0"/>
           <w:numId w:val="0"/>
@@ -25845,7 +25911,7 @@
     </w:p>
     <w:p>
       <w:pPr>
-        <w:pStyle w:val="7"/>
+        <w:pStyle w:val="8"/>
         <w:numPr>
           <w:ilvl w:val="0"/>
           <w:numId w:val="0"/>
@@ -26433,7 +26499,7 @@
     </w:p>
     <w:p>
       <w:pPr>
-        <w:pStyle w:val="7"/>
+        <w:pStyle w:val="8"/>
         <w:keepNext w:val="0"/>
         <w:keepLines w:val="0"/>
         <w:pageBreakBefore w:val="0"/>
@@ -27567,7 +27633,7 @@
     </w:p>
     <w:p>
       <w:pPr>
-        <w:pStyle w:val="7"/>
+        <w:pStyle w:val="8"/>
         <w:keepNext w:val="0"/>
         <w:keepLines w:val="0"/>
         <w:pageBreakBefore w:val="0"/>
@@ -27627,7 +27693,7 @@
     </w:p>
     <w:p>
       <w:pPr>
-        <w:pStyle w:val="7"/>
+        <w:pStyle w:val="8"/>
         <w:numPr>
           <w:ilvl w:val="0"/>
           <w:numId w:val="0"/>
@@ -28146,7 +28212,7 @@
     </w:p>
     <w:p>
       <w:pPr>
-        <w:pStyle w:val="7"/>
+        <w:pStyle w:val="8"/>
         <w:keepNext w:val="0"/>
         <w:keepLines w:val="0"/>
         <w:pageBreakBefore w:val="0"/>
@@ -28500,7 +28566,7 @@
     <w:lsdException w:uiPriority="99" w:name="index 7"/>
     <w:lsdException w:uiPriority="99" w:name="index 8"/>
     <w:lsdException w:uiPriority="99" w:name="index 9"/>
-    <w:lsdException w:uiPriority="39" w:name="toc 1"/>
+    <w:lsdException w:qFormat="1" w:uiPriority="39" w:name="toc 1"/>
     <w:lsdException w:uiPriority="39" w:name="toc 2"/>
     <w:lsdException w:uiPriority="39" w:name="toc 3"/>
     <w:lsdException w:uiPriority="39" w:name="toc 4"/>
@@ -28567,7 +28633,7 @@
     <w:lsdException w:uiPriority="99" w:name="Body Text Indent 3"/>
     <w:lsdException w:uiPriority="99" w:name="Block Text"/>
     <w:lsdException w:uiPriority="99" w:name="Hyperlink"/>
-    <w:lsdException w:uiPriority="99" w:name="FollowedHyperlink"/>
+    <w:lsdException w:qFormat="1" w:uiPriority="99" w:name="FollowedHyperlink"/>
     <w:lsdException w:qFormat="1" w:unhideWhenUsed="0" w:uiPriority="22" w:semiHidden="0" w:name="Strong"/>
     <w:lsdException w:qFormat="1" w:unhideWhenUsed="0" w:uiPriority="20" w:semiHidden="0" w:name="Emphasis"/>
     <w:lsdException w:uiPriority="99" w:name="Document Map"/>
@@ -28797,6 +28863,7 @@
     <w:next w:val="1"/>
     <w:semiHidden/>
     <w:unhideWhenUsed/>
+    <w:qFormat/>
     <w:uiPriority w:val="39"/>
   </w:style>
   <w:style w:type="character" w:styleId="6">
@@ -28808,7 +28875,19 @@
       <w:b/>
     </w:rPr>
   </w:style>
-  <w:style w:type="paragraph" w:styleId="7">
+  <w:style w:type="character" w:styleId="7">
+    <w:name w:val="FollowedHyperlink"/>
+    <w:basedOn w:val="5"/>
+    <w:semiHidden/>
+    <w:unhideWhenUsed/>
+    <w:qFormat/>
+    <w:uiPriority w:val="99"/>
+    <w:rPr>
+      <w:color w:val="800080"/>
+      <w:u w:val="single"/>
+    </w:rPr>
+  </w:style>
+  <w:style w:type="paragraph" w:styleId="8">
     <w:name w:val="List Paragraph"/>
     <w:basedOn w:val="1"/>
     <w:qFormat/>

--- a/lib_files/智能机器人系统  课程报告1.docx
+++ b/lib_files/智能机器人系统  课程报告1.docx
@@ -393,32 +393,36 @@
         <w:ind w:firstLine="1320" w:firstLineChars="300"/>
         <w:jc w:val="left"/>
         <w:rPr>
+          <w:rFonts w:hint="default" w:ascii="宋体" w:hAnsi="宋体" w:eastAsia="宋体"/>
+          <w:spacing w:val="40"/>
+          <w:sz w:val="36"/>
+          <w:szCs w:val="36"/>
+          <w:u w:val="single"/>
+          <w:lang w:val="en-US" w:eastAsia="zh-CN"/>
+        </w:rPr>
+      </w:pPr>
+      <w:r>
+        <w:rPr>
           <w:rFonts w:hint="eastAsia" w:ascii="宋体" w:hAnsi="宋体" w:eastAsia="宋体"/>
           <w:spacing w:val="40"/>
           <w:sz w:val="36"/>
           <w:szCs w:val="36"/>
-          <w:u w:val="single"/>
-        </w:rPr>
-      </w:pPr>
-      <w:r>
-        <w:rPr>
-          <w:rFonts w:hint="eastAsia" w:ascii="宋体" w:hAnsi="宋体" w:eastAsia="宋体"/>
-          <w:spacing w:val="40"/>
-          <w:sz w:val="36"/>
-          <w:szCs w:val="36"/>
         </w:rPr>
         <w:t xml:space="preserve">提交日期 </w:t>
       </w:r>
       <w:r>
         <w:rPr>
-          <w:rFonts w:ascii="宋体" w:hAnsi="宋体" w:eastAsia="宋体"/>
+          <w:rFonts w:hint="eastAsia" w:ascii="宋体" w:hAnsi="宋体"/>
           <w:spacing w:val="40"/>
           <w:sz w:val="36"/>
           <w:szCs w:val="36"/>
           <w:u w:val="single"/>
-        </w:rPr>
-        <w:t xml:space="preserve">               </w:t>
+          <w:lang w:val="en-US" w:eastAsia="zh-CN"/>
+        </w:rPr>
+        <w:t>2025.12.30</w:t>
       </w:r>
+      <w:bookmarkStart w:id="6" w:name="_GoBack"/>
+      <w:bookmarkEnd w:id="6"/>
     </w:p>
     <w:p>
       <w:pPr>
@@ -494,8 +498,6 @@
           <w:szCs w:val="36"/>
         </w:rPr>
       </w:pPr>
-      <w:bookmarkStart w:id="6" w:name="_GoBack"/>
-      <w:bookmarkEnd w:id="6"/>
     </w:p>
     <w:p>
       <w:pPr>
